--- a/Sudheesh_Resume.docx
+++ b/Sudheesh_Resume.docx
@@ -161,6 +161,18 @@
                 <w:t>linkedin.com</w:t>
               </w:r>
             </w:hyperlink>
+            <w:r>
+              <w:t xml:space="preserve"> | </w:t>
+            </w:r>
+            <w:hyperlink r:id="rId11" w:history="1">
+              <w:r>
+                <w:rPr>
+                  <w:rStyle w:val="Hyperlink"/>
+                  <w:rFonts w:asciiTheme="majorHAnsi" w:hAnsiTheme="majorHAnsi" w:cstheme="majorHAnsi"/>
+                </w:rPr>
+                <w:t>portfolio.com</w:t>
+              </w:r>
+            </w:hyperlink>
           </w:p>
         </w:tc>
       </w:tr>
@@ -2450,7 +2462,7 @@
       </w:r>
     </w:p>
     <w:sectPr>
-      <w:footerReference w:type="default" r:id="rId11"/>
+      <w:footerReference w:type="default" r:id="rId12"/>
       <w:pgSz w:w="11900" w:h="16840"/>
       <w:pgMar w:top="432" w:right="979" w:bottom="0" w:left="994" w:header="403" w:footer="0" w:gutter="0"/>
       <w:cols w:space="708"/>
@@ -8835,6 +8847,21 @@
 </file>
 
 <file path=customXml/item1.xml><?xml version="1.0" encoding="utf-8"?>
+<p:properties xmlns:p="http://schemas.microsoft.com/office/2006/metadata/properties" xmlns:xsi="http://www.w3.org/2001/XMLSchema-instance" xmlns:pc="http://schemas.microsoft.com/office/infopath/2007/PartnerControls">
+  <documentManagement/>
+</p:properties>
+</file>
+
+<file path=customXml/item2.xml><?xml version="1.0" encoding="utf-8"?>
+<?mso-contentType ?>
+<FormTemplates xmlns="http://schemas.microsoft.com/sharepoint/v3/contenttype/forms">
+  <Display>DocumentLibraryForm</Display>
+  <Edit>DocumentLibraryForm</Edit>
+  <New>DocumentLibraryForm</New>
+</FormTemplates>
+</file>
+
+<file path=customXml/item3.xml><?xml version="1.0" encoding="utf-8"?>
 <ct:contentTypeSchema xmlns:ct="http://schemas.microsoft.com/office/2006/metadata/contentType" xmlns:ma="http://schemas.microsoft.com/office/2006/metadata/properties/metaAttributes" ct:_="" ma:_="" ma:contentTypeName="Document" ma:contentTypeID="0x01010043AAFC90E8A31B4F8A7FEA291EECB273" ma:contentTypeVersion="4" ma:contentTypeDescription="Create a new document." ma:contentTypeScope="" ma:versionID="879ffbb088bd8281b2265ddcd9e74f4c">
   <xsd:schema xmlns:xsd="http://www.w3.org/2001/XMLSchema" xmlns:xs="http://www.w3.org/2001/XMLSchema" xmlns:p="http://schemas.microsoft.com/office/2006/metadata/properties" xmlns:ns3="8bf67836-7c82-4f5f-bb90-e7f4e70f842c" targetNamespace="http://schemas.microsoft.com/office/2006/metadata/properties" ma:root="true" ma:fieldsID="1eee4bacac994e49b0a32ac9ca9f5850" ns3:_="">
     <xsd:import namespace="8bf67836-7c82-4f5f-bb90-e7f4e70f842c"/>
@@ -8980,22 +9007,24 @@
 </ct:contentTypeSchema>
 </file>
 
-<file path=customXml/item2.xml><?xml version="1.0" encoding="utf-8"?>
-<?mso-contentType ?>
-<FormTemplates xmlns="http://schemas.microsoft.com/sharepoint/v3/contenttype/forms">
-  <Display>DocumentLibraryForm</Display>
-  <Edit>DocumentLibraryForm</Edit>
-  <New>DocumentLibraryForm</New>
-</FormTemplates>
+<file path=customXml/itemProps1.xml><?xml version="1.0" encoding="utf-8"?>
+<ds:datastoreItem xmlns:ds="http://schemas.openxmlformats.org/officeDocument/2006/customXml" ds:itemID="{5A334CE9-6CF7-4561-B25E-8DD7EB03A676}">
+  <ds:schemaRefs>
+    <ds:schemaRef ds:uri="http://schemas.microsoft.com/office/2006/metadata/properties"/>
+    <ds:schemaRef ds:uri="http://schemas.microsoft.com/office/infopath/2007/PartnerControls"/>
+  </ds:schemaRefs>
+</ds:datastoreItem>
 </file>
 
-<file path=customXml/item3.xml><?xml version="1.0" encoding="utf-8"?>
-<p:properties xmlns:p="http://schemas.microsoft.com/office/2006/metadata/properties" xmlns:xsi="http://www.w3.org/2001/XMLSchema-instance" xmlns:pc="http://schemas.microsoft.com/office/infopath/2007/PartnerControls">
-  <documentManagement/>
-</p:properties>
+<file path=customXml/itemProps2.xml><?xml version="1.0" encoding="utf-8"?>
+<ds:datastoreItem xmlns:ds="http://schemas.openxmlformats.org/officeDocument/2006/customXml" ds:itemID="{E6AE51C8-038D-4805-98C6-C28BFC73EE06}">
+  <ds:schemaRefs>
+    <ds:schemaRef ds:uri="http://schemas.microsoft.com/sharepoint/v3/contenttype/forms"/>
+  </ds:schemaRefs>
+</ds:datastoreItem>
 </file>
 
-<file path=customXml/itemProps1.xml><?xml version="1.0" encoding="utf-8"?>
+<file path=customXml/itemProps3.xml><?xml version="1.0" encoding="utf-8"?>
 <ds:datastoreItem xmlns:ds="http://schemas.openxmlformats.org/officeDocument/2006/customXml" ds:itemID="{87DC83DA-A714-4A0B-B489-6155C6FA97EF}">
   <ds:schemaRefs>
     <ds:schemaRef ds:uri="http://schemas.microsoft.com/office/2006/metadata/contentType"/>
@@ -9011,21 +9040,4 @@
     <ds:schemaRef ds:uri="http://schemas.microsoft.com/internal/obd"/>
   </ds:schemaRefs>
 </ds:datastoreItem>
-</file>
-
-<file path=customXml/itemProps2.xml><?xml version="1.0" encoding="utf-8"?>
-<ds:datastoreItem xmlns:ds="http://schemas.openxmlformats.org/officeDocument/2006/customXml" ds:itemID="{E6AE51C8-038D-4805-98C6-C28BFC73EE06}">
-  <ds:schemaRefs>
-    <ds:schemaRef ds:uri="http://schemas.microsoft.com/sharepoint/v3/contenttype/forms"/>
-  </ds:schemaRefs>
-</ds:datastoreItem>
-</file>
-
-<file path=customXml/itemProps3.xml><?xml version="1.0" encoding="utf-8"?>
-<ds:datastoreItem xmlns:ds="http://schemas.openxmlformats.org/officeDocument/2006/customXml" ds:itemID="{5A334CE9-6CF7-4561-B25E-8DD7EB03A676}">
-  <ds:schemaRefs>
-    <ds:schemaRef ds:uri="http://schemas.microsoft.com/office/2006/metadata/properties"/>
-    <ds:schemaRef ds:uri="http://schemas.microsoft.com/office/infopath/2007/PartnerControls"/>
-  </ds:schemaRefs>
-</ds:datastoreItem>
 </file>